--- a/TASK 1/Task1_Report.docx
+++ b/TASK 1/Task1_Report.docx
@@ -41,7 +41,28 @@
           <w:sz w:val="32"/>
         </w:rPr>
         <w:br/>
-        <w:t>Group Report</w:t>
+        <w:t xml:space="preserve">Group </w:t>
+      </w:r>
+      <w:r>
+        <w:rPr>
+          <w:b/>
+          <w:sz w:val="32"/>
+        </w:rPr>
+        <w:t>Seven</w:t>
+      </w:r>
+      <w:r>
+        <w:rPr>
+          <w:b/>
+          <w:sz w:val="32"/>
+        </w:rPr>
+        <w:t xml:space="preserve"> </w:t>
+      </w:r>
+      <w:r>
+        <w:rPr>
+          <w:b/>
+          <w:sz w:val="32"/>
+        </w:rPr>
+        <w:t>Report</w:t>
       </w:r>
     </w:p>
     <w:p>
@@ -57,26 +78,14 @@
         <w:spacing w:after="160"/>
       </w:pPr>
       <w:r>
-        <w:t xml:space="preserve">This report presents our group’s understanding of the mobile application development process. In Cameroon, mobile </w:t>
-      </w:r>
-      <w:r>
-        <w:t>applications are becoming increasingly important in areas such as finance, transportation, education, and small business management. Many people rely on smartphones for daily activities, especially in urban areas of Cameroon</w:t>
-      </w:r>
-      <w:r>
-        <w:t>.</w:t>
+        <w:t>This report presents our group’s understanding of the mobile application development process. In Cameroon, mobile applications are becoming increasingly important in areas such as finance, transportation, education, and small business management. Many people rely on smartphones for daily activities, especially in urban areas of Cameroon.</w:t>
       </w:r>
       <w:r>
         <w:br/>
       </w:r>
       <w:r>
         <w:br/>
-        <w:t>However, developi</w:t>
-      </w:r>
-      <w:r>
-        <w:t>ng mobile applications in Cameroon comes with challenges such as limited internet access, high data costs, and unstable electricity. As a result, developers must make careful decisions when choosing technologies and designing applications. This report expl</w:t>
-      </w:r>
-      <w:r>
-        <w:t>ores the main concepts that guide mobile application development, including application types, programming languages, frameworks, architectures, requirement engineering, and cost estimation.</w:t>
+        <w:t>However, developing mobile applications in Cameroon comes with challenges such as limited internet access, high data costs, and unstable electricity. As a result, developers must make careful decisions when choosing technologies and designing applications. This report explores the main concepts that guide mobile application development, including application types, programming languages, frameworks, architectures, requirement engineering, and cost estimation.</w:t>
       </w:r>
     </w:p>
     <w:p>
@@ -92,10 +101,7 @@
         <w:spacing w:after="160"/>
       </w:pPr>
       <w:r>
-        <w:t>Mobile applications are mainly di</w:t>
-      </w:r>
-      <w:r>
-        <w:t>vided into native applications and cross-platform applications.</w:t>
+        <w:t>Mobile applications are mainly divided into native applications and cross-platform applications.</w:t>
       </w:r>
     </w:p>
     <w:p>
@@ -103,10 +109,7 @@
         <w:spacing w:after="160"/>
       </w:pPr>
       <w:r>
-        <w:t>Native applications are developed specifically for one platform such as Android or iOS. These applications offer high performance, better user experience, and full access to device features su</w:t>
-      </w:r>
-      <w:r>
-        <w:t>ch as the camera and GPS. However, they require separate development for each platform, which increases cost and development time.</w:t>
+        <w:t>Native applications are developed specifically for one platform such as Android or iOS. These applications offer high performance, better user experience, and full access to device features such as the camera and GPS. However, they require separate development for each platform, which increases cost and development time.</w:t>
       </w:r>
     </w:p>
     <w:p>
@@ -114,20 +117,14 @@
         <w:spacing w:after="160"/>
       </w:pPr>
       <w:r>
-        <w:t>Cross-platform applications are developed using a single codebase that can run on multiple platforms. This approach reduces d</w:t>
-      </w:r>
-      <w:r>
-        <w:t>evelopment time and cost. Although performance may be slightly lower than native apps, modern frameworks have improved significantly.</w:t>
+        <w:t>Cross-platform applications are developed using a single codebase that can run on multiple platforms. This approach reduces development time and cost. Although performance may be slightly lower than native apps, modern frameworks have improved significantly.</w:t>
       </w:r>
       <w:r>
         <w:br/>
       </w:r>
       <w:r>
         <w:br/>
-        <w:t>In the Cameroonian context, cross-platform applications are often preferred because they are more affordable and allow de</w:t>
-      </w:r>
-      <w:r>
-        <w:t>velopers to reach more users with limited resources.</w:t>
+        <w:t>In the Cameroonian context, cross-platform applications are often preferred because they are more affordable and allow developers to reach more users with limited resources.</w:t>
       </w:r>
     </w:p>
     <w:p>
@@ -152,10 +149,7 @@
       </w:pPr>
       <w:r>
         <w:lastRenderedPageBreak/>
-        <w:t>For native development, Java and Kotlin are commonly used for An</w:t>
-      </w:r>
-      <w:r>
-        <w:t>droid, while Swift is used for iOS. These languages provide high performance and full control over the device.</w:t>
+        <w:t>For native development, Java and Kotlin are commonly used for Android, while Swift is used for iOS. These languages provide high performance and full control over the device.</w:t>
       </w:r>
     </w:p>
     <w:p>
@@ -163,10 +157,7 @@
         <w:spacing w:after="160"/>
       </w:pPr>
       <w:r>
-        <w:t>For cross-platform development, Dart is used with Flutter, and JavaScript is used with React Native. These languages allow developers to build ap</w:t>
-      </w:r>
-      <w:r>
-        <w:t>plications faster using a single codebase.</w:t>
+        <w:t>For cross-platform development, Dart is used with Flutter, and JavaScript is used with React Native. These languages allow developers to build applications faster using a single codebase.</w:t>
       </w:r>
       <w:r>
         <w:br/>
@@ -189,10 +180,7 @@
         <w:spacing w:after="160"/>
       </w:pPr>
       <w:r>
-        <w:t>Frameworks provide tools and structure that</w:t>
-      </w:r>
-      <w:r>
-        <w:t xml:space="preserve"> help developers build applications efficiently.</w:t>
+        <w:t>Frameworks provide tools and structure that help developers build applications efficiently.</w:t>
       </w:r>
     </w:p>
     <w:p>
@@ -208,10 +196,7 @@
         <w:spacing w:after="160"/>
       </w:pPr>
       <w:r>
-        <w:t>React Native is another fra</w:t>
-      </w:r>
-      <w:r>
-        <w:t>mework that uses JavaScript. It is widely used and allows developers with web development experience to build mobile applications.</w:t>
+        <w:t>React Native is another framework that uses JavaScript. It is widely used and allows developers with web development experience to build mobile applications.</w:t>
       </w:r>
     </w:p>
     <w:p>
@@ -227,13 +212,7 @@
         <w:spacing w:after="160"/>
       </w:pPr>
       <w:r>
-        <w:t>In addition</w:t>
-      </w:r>
-      <w:r>
-        <w:t xml:space="preserve"> to frontend frameworks, backend frameworks are also important. Laravel is a PHP-based framework commonly used to build APIs that mobile applications can communicate with. It is suitable in the Cameroonian context because it is easy to use, well-documented</w:t>
-      </w:r>
-      <w:r>
-        <w:t>, and widely supported.</w:t>
+        <w:t>In addition to frontend frameworks, backend frameworks are also important. Laravel is a PHP-based framework commonly used to build APIs that mobile applications can communicate with. It is suitable in the Cameroonian context because it is easy to use, well-documented, and widely supported.</w:t>
       </w:r>
       <w:r>
         <w:br/>
@@ -256,10 +235,7 @@
         <w:spacing w:after="160"/>
       </w:pPr>
       <w:r>
-        <w:t>Architecture defines how different parts of the applicatio</w:t>
-      </w:r>
-      <w:r>
-        <w:t>n are organized.</w:t>
+        <w:t>Architecture defines how different parts of the application are organized.</w:t>
       </w:r>
     </w:p>
     <w:p>
@@ -275,10 +251,7 @@
         <w:spacing w:after="160"/>
       </w:pPr>
       <w:r>
-        <w:t>MVVM (Model-View-ViewModel) separates the user interface from business logic, making the application eas</w:t>
-      </w:r>
-      <w:r>
-        <w:t>ier to maintain and test.</w:t>
+        <w:t>MVVM (Model-View-ViewModel) separates the user interface from business logic, making the application easier to maintain and test.</w:t>
       </w:r>
     </w:p>
     <w:p>
@@ -302,10 +275,7 @@
       </w:pPr>
       <w:r>
         <w:lastRenderedPageBreak/>
-        <w:t>6. Requirement E</w:t>
-      </w:r>
-      <w:r>
-        <w:t>ngineering Process</w:t>
+        <w:t>6. Requirement Engineering Process</w:t>
       </w:r>
     </w:p>
     <w:p>
@@ -329,10 +299,7 @@
         <w:spacing w:after="160"/>
       </w:pPr>
       <w:r>
-        <w:t>Reverse engineering invol</w:t>
-      </w:r>
-      <w:r>
-        <w:t>ves studying existing applications to understand their features and improve upon them. For example, analyzing apps like mobile money or transport apps can help identify useful features.</w:t>
+        <w:t>Reverse engineering involves studying existing applications to understand their features and improve upon them. For example, analyzing apps like mobile money or transport apps can help identify useful features.</w:t>
       </w:r>
     </w:p>
     <w:p>
@@ -340,20 +307,14 @@
         <w:spacing w:after="160"/>
       </w:pPr>
       <w:r>
-        <w:t>In Cameroon, challenges include language barriers and users not clearl</w:t>
-      </w:r>
-      <w:r>
-        <w:t>y expressing their needs. Developers must carefully analyze and refine requirements.</w:t>
+        <w:t>In Cameroon, challenges include language barriers and users not clearly expressing their needs. Developers must carefully analyze and refine requirements.</w:t>
       </w:r>
       <w:r>
         <w:br/>
       </w:r>
       <w:r>
         <w:br/>
-        <w:t>Requirements are classified into functional and non-functional requirements. Functional requirements describe what the system should do, while non-functional requirements</w:t>
-      </w:r>
-      <w:r>
-        <w:t xml:space="preserve"> describe how the system should perform.</w:t>
+        <w:t>Requirements are classified into functional and non-functional requirements. Functional requirements describe what the system should do, while non-functional requirements describe how the system should perform.</w:t>
       </w:r>
     </w:p>
     <w:p>
@@ -377,10 +338,7 @@
         <w:spacing w:after="160"/>
       </w:pPr>
       <w:r>
-        <w:t xml:space="preserve">Key cost factors include development time, internet usage, tools, hosting services, and </w:t>
-      </w:r>
-      <w:r>
-        <w:t>testing devices.</w:t>
+        <w:t>Key cost factors include development time, internet usage, tools, hosting services, and testing devices.</w:t>
       </w:r>
     </w:p>
     <w:p>
@@ -411,20 +369,14 @@
         <w:spacing w:after="160"/>
       </w:pPr>
       <w:r>
-        <w:t xml:space="preserve">This report has provided </w:t>
-      </w:r>
-      <w:r>
-        <w:t>a detailed overview of the mobile application development process. It highlights important decisions that must be made when developing applications, especially in the Cameroonian context.</w:t>
+        <w:t>This report has provided a detailed overview of the mobile application development process. It highlights important decisions that must be made when developing applications, especially in the Cameroonian context.</w:t>
       </w:r>
       <w:r>
         <w:br/>
       </w:r>
       <w:r>
         <w:br/>
-        <w:t>Our group will use this knowledge to guide the development of a pra</w:t>
-      </w:r>
-      <w:r>
-        <w:t>ctical, efficient, and user-friendly mobile application.</w:t>
+        <w:t>Our group will use this knowledge to guide the development of a practical, efficient, and user-friendly mobile application.</w:t>
       </w:r>
     </w:p>
     <w:sectPr>
@@ -925,11 +877,6 @@
     <w:lsdException w:name="Book Title" w:uiPriority="33" w:qFormat="1"/>
     <w:lsdException w:name="Bibliography" w:semiHidden="1" w:uiPriority="37" w:unhideWhenUsed="1"/>
     <w:lsdException w:name="TOC Heading" w:semiHidden="1" w:uiPriority="39" w:unhideWhenUsed="1" w:qFormat="1"/>
-    <w:lsdException w:name="Plain Table 5" w:semiHidden="1" w:unhideWhenUsed="1"/>
-    <w:lsdException w:name="Grid Table Light" w:semiHidden="1" w:unhideWhenUsed="1"/>
-    <w:lsdException w:name="Grid Table 1 Light" w:semiHidden="1" w:unhideWhenUsed="1"/>
-    <w:lsdException w:name="Grid Table 2" w:semiHidden="1" w:unhideWhenUsed="1"/>
-    <w:lsdException w:name="Grid Table 3" w:semiHidden="1" w:unhideWhenUsed="1"/>
     <w:lsdException w:name="Grid Table 4" w:uiPriority="49"/>
     <w:lsdException w:name="Grid Table 5 Dark" w:uiPriority="50"/>
     <w:lsdException w:name="Grid Table 6 Colorful" w:uiPriority="51"/>
